--- a/Практика6_Бинарные_уязвимости/Отчет_Практика6.docx
+++ b/Практика6_Бинарные_уязвимости/Отчет_Практика6.docx
@@ -54,7 +54,7 @@
           <w:b w:val="0"/>
           <w:sz w:val="24"/>
         </w:rPr>
-        <w:t>Выполнил: Колесников Андрей Юрьевич, группа БСБО-03-23, студенческий билет 23Б0099</w:t>
+        <w:t>Выполнил: Колесников Андрей Юрьевич, 4 курс, группа БСБО-03-23, студенческий билет 23Б0099, номер по журналу 10</w:t>
       </w:r>
     </w:p>
     <w:p>

--- a/Практика6_Бинарные_уязвимости/Отчет_Практика6.docx
+++ b/Практика6_Бинарные_уязвимости/Отчет_Практика6.docx
@@ -1136,6 +1136,396 @@
     <w:p>
       <w:pPr>
         <w:keepNext/>
+        <w:spacing w:before="160" w:after="80"/>
+      </w:pPr>
+      <w:r>
+        <w:rPr>
+          <w:rFonts w:ascii="Times New Roman" w:hAnsi="Times New Roman" w:eastAsia="Times New Roman"/>
+          <w:b/>
+          <w:sz w:val="24"/>
+        </w:rPr>
+        <w:t>6.1. Соответствие требованиям</w:t>
+      </w:r>
+    </w:p>
+    <w:tbl>
+      <w:tblPr>
+        <w:tblStyle w:val="TableGrid"/>
+        <w:tblW w:type="auto" w:w="0"/>
+        <w:jc w:val="center"/>
+        <w:tblLayout w:type="autofit"/>
+        <w:tblLook w:firstColumn="1" w:firstRow="1" w:lastColumn="0" w:lastRow="0" w:noHBand="0" w:noVBand="1" w:val="04A0"/>
+      </w:tblPr>
+      <w:tblGrid>
+        <w:gridCol w:w="3118"/>
+        <w:gridCol w:w="3118"/>
+        <w:gridCol w:w="3118"/>
+      </w:tblGrid>
+      <w:tr>
+        <w:tc>
+          <w:tcPr>
+            <w:tcW w:type="dxa" w:w="3118"/>
+            <w:shd w:fill="DCE6F1"/>
+          </w:tcPr>
+          <w:p>
+            <w:pPr>
+              <w:jc w:val="center"/>
+            </w:pPr>
+            <w:r/>
+            <w:r>
+              <w:rPr>
+                <w:rFonts w:ascii="Times New Roman" w:hAnsi="Times New Roman" w:eastAsia="Times New Roman"/>
+                <w:b/>
+                <w:sz w:val="20"/>
+              </w:rPr>
+              <w:t>Пункт задания</w:t>
+            </w:r>
+          </w:p>
+        </w:tc>
+        <w:tc>
+          <w:tcPr>
+            <w:tcW w:type="dxa" w:w="3118"/>
+            <w:shd w:fill="DCE6F1"/>
+          </w:tcPr>
+          <w:p>
+            <w:pPr>
+              <w:jc w:val="center"/>
+            </w:pPr>
+            <w:r/>
+            <w:r>
+              <w:rPr>
+                <w:rFonts w:ascii="Times New Roman" w:hAnsi="Times New Roman" w:eastAsia="Times New Roman"/>
+                <w:b/>
+                <w:sz w:val="20"/>
+              </w:rPr>
+              <w:t>Что сделано</w:t>
+            </w:r>
+          </w:p>
+        </w:tc>
+        <w:tc>
+          <w:tcPr>
+            <w:tcW w:type="dxa" w:w="3118"/>
+            <w:shd w:fill="DCE6F1"/>
+          </w:tcPr>
+          <w:p>
+            <w:pPr>
+              <w:jc w:val="center"/>
+            </w:pPr>
+            <w:r/>
+            <w:r>
+              <w:rPr>
+                <w:rFonts w:ascii="Times New Roman" w:hAnsi="Times New Roman" w:eastAsia="Times New Roman"/>
+                <w:b/>
+                <w:sz w:val="20"/>
+              </w:rPr>
+              <w:t>Где смотреть</w:t>
+            </w:r>
+          </w:p>
+        </w:tc>
+      </w:tr>
+      <w:tr>
+        <w:tc>
+          <w:tcPr>
+            <w:tcW w:type="dxa" w:w="3118"/>
+          </w:tcPr>
+          <w:p>
+            <w:pPr>
+              <w:jc w:val="left"/>
+            </w:pPr>
+            <w:r/>
+            <w:r>
+              <w:rPr>
+                <w:rFonts w:ascii="Times New Roman" w:hAnsi="Times New Roman" w:eastAsia="Times New Roman"/>
+                <w:b w:val="0"/>
+                <w:sz w:val="20"/>
+              </w:rPr>
+              <w:t>1. Динамическая отладка программы с бинарной уязвимостью</w:t>
+            </w:r>
+          </w:p>
+        </w:tc>
+        <w:tc>
+          <w:tcPr>
+            <w:tcW w:type="dxa" w:w="3118"/>
+          </w:tcPr>
+          <w:p>
+            <w:pPr>
+              <w:jc w:val="left"/>
+            </w:pPr>
+            <w:r/>
+            <w:r>
+              <w:rPr>
+                <w:rFonts w:ascii="Times New Roman" w:hAnsi="Times New Roman" w:eastAsia="Times New Roman"/>
+                <w:b w:val="0"/>
+                <w:sz w:val="20"/>
+              </w:rPr>
+              <w:t>32-битная сборка, breakpoint перед printf, разбор стека и буфера</w:t>
+            </w:r>
+          </w:p>
+        </w:tc>
+        <w:tc>
+          <w:tcPr>
+            <w:tcW w:type="dxa" w:w="3118"/>
+          </w:tcPr>
+          <w:p>
+            <w:pPr>
+              <w:jc w:val="left"/>
+            </w:pPr>
+            <w:r/>
+            <w:r>
+              <w:rPr>
+                <w:rFonts w:ascii="Times New Roman" w:hAnsi="Times New Roman" w:eastAsia="Times New Roman"/>
+                <w:b w:val="0"/>
+                <w:sz w:val="20"/>
+              </w:rPr>
+              <w:t>раздел 3, results/gdb_session.log</w:t>
+            </w:r>
+          </w:p>
+        </w:tc>
+      </w:tr>
+      <w:tr>
+        <w:tc>
+          <w:tcPr>
+            <w:tcW w:type="dxa" w:w="3118"/>
+          </w:tcPr>
+          <w:p>
+            <w:pPr>
+              <w:jc w:val="left"/>
+            </w:pPr>
+            <w:r/>
+            <w:r>
+              <w:rPr>
+                <w:rFonts w:ascii="Times New Roman" w:hAnsi="Times New Roman" w:eastAsia="Times New Roman"/>
+                <w:b w:val="0"/>
+                <w:sz w:val="20"/>
+              </w:rPr>
+              <w:t>2. Анализ кода и кодревью слабых мест</w:t>
+            </w:r>
+          </w:p>
+        </w:tc>
+        <w:tc>
+          <w:tcPr>
+            <w:tcW w:type="dxa" w:w="3118"/>
+          </w:tcPr>
+          <w:p>
+            <w:pPr>
+              <w:jc w:val="left"/>
+            </w:pPr>
+            <w:r/>
+            <w:r>
+              <w:rPr>
+                <w:rFonts w:ascii="Times New Roman" w:hAnsi="Times New Roman" w:eastAsia="Times New Roman"/>
+                <w:b w:val="0"/>
+                <w:sz w:val="20"/>
+              </w:rPr>
+              <w:t>CWE-134, отсутствие проверок argc/fopen/fgets, секрет в памяти</w:t>
+            </w:r>
+          </w:p>
+        </w:tc>
+        <w:tc>
+          <w:tcPr>
+            <w:tcW w:type="dxa" w:w="3118"/>
+          </w:tcPr>
+          <w:p>
+            <w:pPr>
+              <w:jc w:val="left"/>
+            </w:pPr>
+            <w:r/>
+            <w:r>
+              <w:rPr>
+                <w:rFonts w:ascii="Times New Roman" w:hAnsi="Times New Roman" w:eastAsia="Times New Roman"/>
+                <w:b w:val="0"/>
+                <w:sz w:val="20"/>
+              </w:rPr>
+              <w:t>раздел 5, таблица проблем</w:t>
+            </w:r>
+          </w:p>
+        </w:tc>
+      </w:tr>
+      <w:tr>
+        <w:tc>
+          <w:tcPr>
+            <w:tcW w:type="dxa" w:w="3118"/>
+          </w:tcPr>
+          <w:p>
+            <w:pPr>
+              <w:jc w:val="left"/>
+            </w:pPr>
+            <w:r/>
+            <w:r>
+              <w:rPr>
+                <w:rFonts w:ascii="Times New Roman" w:hAnsi="Times New Roman" w:eastAsia="Times New Roman"/>
+                <w:b w:val="0"/>
+                <w:sz w:val="20"/>
+              </w:rPr>
+              <w:t>3. Предложить исправление</w:t>
+            </w:r>
+          </w:p>
+        </w:tc>
+        <w:tc>
+          <w:tcPr>
+            <w:tcW w:type="dxa" w:w="3118"/>
+          </w:tcPr>
+          <w:p>
+            <w:pPr>
+              <w:jc w:val="left"/>
+            </w:pPr>
+            <w:r/>
+            <w:r>
+              <w:rPr>
+                <w:rFonts w:ascii="Times New Roman" w:hAnsi="Times New Roman" w:eastAsia="Times New Roman"/>
+                <w:b w:val="0"/>
+                <w:sz w:val="20"/>
+              </w:rPr>
+              <w:t>printf("%s", argv[1]) и проверки; собран fixed-бинарник</w:t>
+            </w:r>
+          </w:p>
+        </w:tc>
+        <w:tc>
+          <w:tcPr>
+            <w:tcW w:type="dxa" w:w="3118"/>
+          </w:tcPr>
+          <w:p>
+            <w:pPr>
+              <w:jc w:val="left"/>
+            </w:pPr>
+            <w:r/>
+            <w:r>
+              <w:rPr>
+                <w:rFonts w:ascii="Times New Roman" w:hAnsi="Times New Roman" w:eastAsia="Times New Roman"/>
+                <w:b w:val="0"/>
+                <w:sz w:val="20"/>
+              </w:rPr>
+              <w:t>раздел 6, src/fixed_variant3.c</w:t>
+            </w:r>
+          </w:p>
+        </w:tc>
+      </w:tr>
+      <w:tr>
+        <w:tc>
+          <w:tcPr>
+            <w:tcW w:type="dxa" w:w="3118"/>
+          </w:tcPr>
+          <w:p>
+            <w:pPr>
+              <w:jc w:val="left"/>
+            </w:pPr>
+            <w:r/>
+            <w:r>
+              <w:rPr>
+                <w:rFonts w:ascii="Times New Roman" w:hAnsi="Times New Roman" w:eastAsia="Times New Roman"/>
+                <w:b w:val="0"/>
+                <w:sz w:val="20"/>
+              </w:rPr>
+              <w:t>Вариант по номеру билета</w:t>
+            </w:r>
+          </w:p>
+        </w:tc>
+        <w:tc>
+          <w:tcPr>
+            <w:tcW w:type="dxa" w:w="3118"/>
+          </w:tcPr>
+          <w:p>
+            <w:pPr>
+              <w:jc w:val="left"/>
+            </w:pPr>
+            <w:r/>
+            <w:r>
+              <w:rPr>
+                <w:rFonts w:ascii="Times New Roman" w:hAnsi="Times New Roman" w:eastAsia="Times New Roman"/>
+                <w:b w:val="0"/>
+                <w:sz w:val="20"/>
+              </w:rPr>
+              <w:t>23Б0099 оканчивается на 9 — вариант 3, printf(argv[1])</w:t>
+            </w:r>
+          </w:p>
+        </w:tc>
+        <w:tc>
+          <w:tcPr>
+            <w:tcW w:type="dxa" w:w="3118"/>
+          </w:tcPr>
+          <w:p>
+            <w:pPr>
+              <w:jc w:val="left"/>
+            </w:pPr>
+            <w:r/>
+            <w:r>
+              <w:rPr>
+                <w:rFonts w:ascii="Times New Roman" w:hAnsi="Times New Roman" w:eastAsia="Times New Roman"/>
+                <w:b w:val="0"/>
+                <w:sz w:val="20"/>
+              </w:rPr>
+              <w:t>раздел 1, src/vuln_variant3.c</w:t>
+            </w:r>
+          </w:p>
+        </w:tc>
+      </w:tr>
+      <w:tr>
+        <w:tc>
+          <w:tcPr>
+            <w:tcW w:type="dxa" w:w="3118"/>
+          </w:tcPr>
+          <w:p>
+            <w:pPr>
+              <w:jc w:val="left"/>
+            </w:pPr>
+            <w:r/>
+            <w:r>
+              <w:rPr>
+                <w:rFonts w:ascii="Times New Roman" w:hAnsi="Times New Roman" w:eastAsia="Times New Roman"/>
+                <w:b w:val="0"/>
+                <w:sz w:val="20"/>
+              </w:rPr>
+              <w:t>Показать эксплуатабельность</w:t>
+            </w:r>
+          </w:p>
+        </w:tc>
+        <w:tc>
+          <w:tcPr>
+            <w:tcW w:type="dxa" w:w="3118"/>
+          </w:tcPr>
+          <w:p>
+            <w:pPr>
+              <w:jc w:val="left"/>
+            </w:pPr>
+            <w:r/>
+            <w:r>
+              <w:rPr>
+                <w:rFonts w:ascii="Times New Roman" w:hAnsi="Times New Roman" w:eastAsia="Times New Roman"/>
+                <w:b w:val="0"/>
+                <w:sz w:val="20"/>
+              </w:rPr>
+              <w:t>%p: фрагменты SECRET; %n: запись 0x42/0x46 в target</w:t>
+            </w:r>
+          </w:p>
+        </w:tc>
+        <w:tc>
+          <w:tcPr>
+            <w:tcW w:type="dxa" w:w="3118"/>
+          </w:tcPr>
+          <w:p>
+            <w:pPr>
+              <w:jc w:val="left"/>
+            </w:pPr>
+            <w:r/>
+            <w:r>
+              <w:rPr>
+                <w:rFonts w:ascii="Times New Roman" w:hAnsi="Times New Roman" w:eastAsia="Times New Roman"/>
+                <w:b w:val="0"/>
+                <w:sz w:val="20"/>
+              </w:rPr>
+              <w:t>раздел 4, results/fmtwrite_write.txt</w:t>
+            </w:r>
+          </w:p>
+        </w:tc>
+      </w:tr>
+    </w:tbl>
+    <w:p>
+      <w:pPr>
+        <w:spacing w:after="40"/>
+      </w:pPr>
+    </w:p>
+    <w:p>
+      <w:pPr>
+        <w:keepNext/>
         <w:spacing w:before="280" w:after="80"/>
       </w:pPr>
       <w:r>
